--- a/IQOQDQ/OQ_HMI/Machine type/VI 10/View_SettingsView_V0455_30_RobotView_Tab_1.docx
+++ b/IQOQDQ/OQ_HMI/Machine type/VI 10/View_SettingsView_V0455_30_RobotView_Tab_1.docx
@@ -456,9 +456,8 @@
               <w:rPr>
                 <w:b w:val="0"/>
                 <w:bCs/>
-                <w:lang w:val="en-US"/>
-              </w:rPr>
-              <w:t>Holding time during product pick-up</w:t>
+              </w:rPr>
+              <w:t>Robot Speed</w:t>
             </w:r>
           </w:p>
         </w:tc>
@@ -480,7 +479,7 @@
               </w:rPr>
             </w:pPr>
             <w:r>
-              <w:t>0 … 200</w:t>
+              <w:t>10…35</w:t>
             </w:r>
           </w:p>
         </w:tc>
@@ -568,6 +567,234 @@
             <w:pPr>
               <w:pStyle w:val="Testnummer"/>
               <w:rPr>
+                <w:b w:val="0"/>
+                <w:bCs/>
+                <w:lang w:val="en-US"/>
+              </w:rPr>
+            </w:pPr>
+            <w:r>
+              <w:rPr>
+                <w:b w:val="0"/>
+                <w:bCs/>
+              </w:rPr>
+              <w:t>Additional Placing Time</w:t>
+            </w:r>
+          </w:p>
+        </w:tc>
+        <w:tc>
+          <w:tcPr>
+            <w:tcW w:w="1619" w:type="dxa"/>
+            <w:tcBorders>
+              <w:top w:val="single" w:sz="4" w:space="0" w:color="auto"/>
+              <w:left w:val="nil"/>
+              <w:bottom w:val="single" w:sz="4" w:space="0" w:color="auto"/>
+              <w:right w:val="single" w:sz="4" w:space="0" w:color="auto"/>
+            </w:tcBorders>
+          </w:tcPr>
+          <w:p>
+            <w:r>
+              <w:t>0.00…5000.00</w:t>
+            </w:r>
+          </w:p>
+        </w:tc>
+        <w:tc>
+          <w:tcPr>
+            <w:tcW w:w="1619" w:type="dxa"/>
+            <w:tcBorders>
+              <w:top w:val="single" w:sz="4" w:space="0" w:color="auto"/>
+              <w:left w:val="nil"/>
+              <w:bottom w:val="single" w:sz="4" w:space="0" w:color="auto"/>
+              <w:right w:val="single" w:sz="4" w:space="0" w:color="auto"/>
+            </w:tcBorders>
+            <w:noWrap/>
+            <w:vAlign w:val="center"/>
+          </w:tcPr>
+          <w:p>
+            <w:pPr>
+              <w:rPr>
+                <w:rFonts w:cs="Arial"/>
+                <w:szCs w:val="20"/>
+              </w:rPr>
+            </w:pPr>
+          </w:p>
+        </w:tc>
+        <w:tc>
+          <w:tcPr>
+            <w:tcW w:w="1798" w:type="dxa"/>
+            <w:tcBorders>
+              <w:top w:val="single" w:sz="4" w:space="0" w:color="auto"/>
+              <w:left w:val="nil"/>
+              <w:bottom w:val="single" w:sz="4" w:space="0" w:color="auto"/>
+              <w:right w:val="single" w:sz="4" w:space="0" w:color="auto"/>
+            </w:tcBorders>
+            <w:noWrap/>
+            <w:vAlign w:val="center"/>
+          </w:tcPr>
+          <w:p>
+            <w:pPr>
+              <w:rPr>
+                <w:rFonts w:cs="Arial"/>
+                <w:szCs w:val="20"/>
+              </w:rPr>
+            </w:pPr>
+          </w:p>
+        </w:tc>
+        <w:tc>
+          <w:tcPr>
+            <w:tcW w:w="1623" w:type="dxa"/>
+            <w:tcBorders>
+              <w:top w:val="single" w:sz="4" w:space="0" w:color="auto"/>
+              <w:left w:val="nil"/>
+              <w:bottom w:val="single" w:sz="4" w:space="0" w:color="auto"/>
+              <w:right w:val="single" w:sz="4" w:space="0" w:color="auto"/>
+            </w:tcBorders>
+            <w:noWrap/>
+            <w:vAlign w:val="center"/>
+          </w:tcPr>
+          <w:p>
+            <w:pPr>
+              <w:rPr>
+                <w:rFonts w:cs="Arial"/>
+                <w:szCs w:val="20"/>
+              </w:rPr>
+            </w:pPr>
+          </w:p>
+        </w:tc>
+      </w:tr>
+      <w:tr>
+        <w:trPr>
+          <w:cantSplit/>
+          <w:trHeight w:val="426"/>
+        </w:trPr>
+        <w:tc>
+          <w:tcPr>
+            <w:tcW w:w="2886" w:type="dxa"/>
+            <w:tcBorders>
+              <w:top w:val="single" w:sz="4" w:space="0" w:color="auto"/>
+              <w:left w:val="single" w:sz="4" w:space="0" w:color="auto"/>
+              <w:bottom w:val="single" w:sz="4" w:space="0" w:color="auto"/>
+              <w:right w:val="single" w:sz="4" w:space="0" w:color="auto"/>
+            </w:tcBorders>
+            <w:noWrap/>
+          </w:tcPr>
+          <w:p>
+            <w:pPr>
+              <w:pStyle w:val="Testnummer"/>
+              <w:rPr>
+                <w:b w:val="0"/>
+                <w:bCs/>
+                <w:lang w:val="en-US"/>
+              </w:rPr>
+            </w:pPr>
+            <w:r>
+              <w:rPr>
+                <w:b w:val="0"/>
+                <w:bCs/>
+              </w:rPr>
+              <w:t>Prerun Correction Vacuum Off</w:t>
+            </w:r>
+          </w:p>
+        </w:tc>
+        <w:tc>
+          <w:tcPr>
+            <w:tcW w:w="1619" w:type="dxa"/>
+            <w:tcBorders>
+              <w:top w:val="single" w:sz="4" w:space="0" w:color="auto"/>
+              <w:left w:val="nil"/>
+              <w:bottom w:val="single" w:sz="4" w:space="0" w:color="auto"/>
+              <w:right w:val="single" w:sz="4" w:space="0" w:color="auto"/>
+            </w:tcBorders>
+          </w:tcPr>
+          <w:p>
+            <w:r>
+              <w:t>0.00…50.00</w:t>
+            </w:r>
+          </w:p>
+        </w:tc>
+        <w:tc>
+          <w:tcPr>
+            <w:tcW w:w="1619" w:type="dxa"/>
+            <w:tcBorders>
+              <w:top w:val="single" w:sz="4" w:space="0" w:color="auto"/>
+              <w:left w:val="nil"/>
+              <w:bottom w:val="single" w:sz="4" w:space="0" w:color="auto"/>
+              <w:right w:val="single" w:sz="4" w:space="0" w:color="auto"/>
+            </w:tcBorders>
+            <w:noWrap/>
+            <w:vAlign w:val="center"/>
+          </w:tcPr>
+          <w:p>
+            <w:pPr>
+              <w:rPr>
+                <w:rFonts w:cs="Arial"/>
+                <w:szCs w:val="20"/>
+              </w:rPr>
+            </w:pPr>
+          </w:p>
+        </w:tc>
+        <w:tc>
+          <w:tcPr>
+            <w:tcW w:w="1798" w:type="dxa"/>
+            <w:tcBorders>
+              <w:top w:val="single" w:sz="4" w:space="0" w:color="auto"/>
+              <w:left w:val="nil"/>
+              <w:bottom w:val="single" w:sz="4" w:space="0" w:color="auto"/>
+              <w:right w:val="single" w:sz="4" w:space="0" w:color="auto"/>
+            </w:tcBorders>
+            <w:noWrap/>
+            <w:vAlign w:val="center"/>
+          </w:tcPr>
+          <w:p>
+            <w:pPr>
+              <w:rPr>
+                <w:rFonts w:cs="Arial"/>
+                <w:szCs w:val="20"/>
+              </w:rPr>
+            </w:pPr>
+          </w:p>
+        </w:tc>
+        <w:tc>
+          <w:tcPr>
+            <w:tcW w:w="1623" w:type="dxa"/>
+            <w:tcBorders>
+              <w:top w:val="single" w:sz="4" w:space="0" w:color="auto"/>
+              <w:left w:val="nil"/>
+              <w:bottom w:val="single" w:sz="4" w:space="0" w:color="auto"/>
+              <w:right w:val="single" w:sz="4" w:space="0" w:color="auto"/>
+            </w:tcBorders>
+            <w:noWrap/>
+            <w:vAlign w:val="center"/>
+          </w:tcPr>
+          <w:p>
+            <w:pPr>
+              <w:rPr>
+                <w:rFonts w:cs="Arial"/>
+                <w:szCs w:val="20"/>
+              </w:rPr>
+            </w:pPr>
+          </w:p>
+        </w:tc>
+      </w:tr>
+      <w:tr>
+        <w:trPr>
+          <w:cantSplit/>
+          <w:trHeight w:val="426"/>
+        </w:trPr>
+        <w:tc>
+          <w:tcPr>
+            <w:tcW w:w="2886" w:type="dxa"/>
+            <w:tcBorders>
+              <w:top w:val="single" w:sz="4" w:space="0" w:color="auto"/>
+              <w:left w:val="single" w:sz="4" w:space="0" w:color="auto"/>
+              <w:bottom w:val="single" w:sz="4" w:space="0" w:color="auto"/>
+              <w:right w:val="single" w:sz="4" w:space="0" w:color="auto"/>
+            </w:tcBorders>
+            <w:noWrap/>
+          </w:tcPr>
+          <w:p>
+            <w:pPr>
+              <w:pStyle w:val="Testnummer"/>
+              <w:rPr>
                 <w:rFonts w:cstheme="minorBidi"/>
                 <w:b w:val="0"/>
                 <w:bCs/>
@@ -581,7 +808,7 @@
                 <w:bCs/>
                 <w:lang w:val="en-US"/>
               </w:rPr>
-              <w:t>Holding time during product placement</w:t>
+              <w:t>Holding Time During Product Pick-Up</w:t>
             </w:r>
           </w:p>
         </w:tc>
@@ -603,7 +830,122 @@
               </w:rPr>
             </w:pPr>
             <w:r>
-              <w:t>0 … 200</w:t>
+              <w:t>0 … 1000</w:t>
+            </w:r>
+          </w:p>
+        </w:tc>
+        <w:tc>
+          <w:tcPr>
+            <w:tcW w:w="1619" w:type="dxa"/>
+            <w:tcBorders>
+              <w:top w:val="single" w:sz="4" w:space="0" w:color="auto"/>
+              <w:left w:val="nil"/>
+              <w:bottom w:val="single" w:sz="4" w:space="0" w:color="auto"/>
+              <w:right w:val="single" w:sz="4" w:space="0" w:color="auto"/>
+            </w:tcBorders>
+            <w:noWrap/>
+            <w:vAlign w:val="center"/>
+          </w:tcPr>
+          <w:p>
+            <w:pPr>
+              <w:rPr>
+                <w:rFonts w:cs="Arial"/>
+                <w:szCs w:val="20"/>
+              </w:rPr>
+            </w:pPr>
+          </w:p>
+        </w:tc>
+        <w:tc>
+          <w:tcPr>
+            <w:tcW w:w="1798" w:type="dxa"/>
+            <w:tcBorders>
+              <w:top w:val="single" w:sz="4" w:space="0" w:color="auto"/>
+              <w:left w:val="nil"/>
+              <w:bottom w:val="single" w:sz="4" w:space="0" w:color="auto"/>
+              <w:right w:val="single" w:sz="4" w:space="0" w:color="auto"/>
+            </w:tcBorders>
+            <w:noWrap/>
+            <w:vAlign w:val="center"/>
+          </w:tcPr>
+          <w:p>
+            <w:pPr>
+              <w:rPr>
+                <w:rFonts w:cs="Arial"/>
+                <w:szCs w:val="20"/>
+              </w:rPr>
+            </w:pPr>
+          </w:p>
+        </w:tc>
+        <w:tc>
+          <w:tcPr>
+            <w:tcW w:w="1623" w:type="dxa"/>
+            <w:tcBorders>
+              <w:top w:val="single" w:sz="4" w:space="0" w:color="auto"/>
+              <w:left w:val="nil"/>
+              <w:bottom w:val="single" w:sz="4" w:space="0" w:color="auto"/>
+              <w:right w:val="single" w:sz="4" w:space="0" w:color="auto"/>
+            </w:tcBorders>
+            <w:noWrap/>
+            <w:vAlign w:val="center"/>
+          </w:tcPr>
+          <w:p>
+            <w:pPr>
+              <w:rPr>
+                <w:rFonts w:cs="Arial"/>
+                <w:szCs w:val="20"/>
+              </w:rPr>
+            </w:pPr>
+          </w:p>
+        </w:tc>
+      </w:tr>
+      <w:tr>
+        <w:trPr>
+          <w:cantSplit/>
+          <w:trHeight w:val="426"/>
+        </w:trPr>
+        <w:tc>
+          <w:tcPr>
+            <w:tcW w:w="2886" w:type="dxa"/>
+            <w:tcBorders>
+              <w:top w:val="single" w:sz="4" w:space="0" w:color="auto"/>
+              <w:left w:val="single" w:sz="4" w:space="0" w:color="auto"/>
+              <w:bottom w:val="single" w:sz="4" w:space="0" w:color="auto"/>
+              <w:right w:val="single" w:sz="4" w:space="0" w:color="auto"/>
+            </w:tcBorders>
+            <w:noWrap/>
+          </w:tcPr>
+          <w:p>
+            <w:pPr>
+              <w:pStyle w:val="Testnummer"/>
+              <w:rPr>
+                <w:b w:val="0"/>
+                <w:bCs/>
+                <w:lang w:val="en-US"/>
+              </w:rPr>
+            </w:pPr>
+            <w:r>
+              <w:rPr>
+                <w:b w:val="0"/>
+                <w:bCs/>
+                <w:lang w:val="en-US"/>
+              </w:rPr>
+              <w:t>Holding Time During Product Placement</w:t>
+            </w:r>
+          </w:p>
+        </w:tc>
+        <w:tc>
+          <w:tcPr>
+            <w:tcW w:w="1619" w:type="dxa"/>
+            <w:tcBorders>
+              <w:top w:val="single" w:sz="4" w:space="0" w:color="auto"/>
+              <w:left w:val="nil"/>
+              <w:bottom w:val="single" w:sz="4" w:space="0" w:color="auto"/>
+              <w:right w:val="single" w:sz="4" w:space="0" w:color="auto"/>
+            </w:tcBorders>
+          </w:tcPr>
+          <w:p>
+            <w:r>
+              <w:t>0 … 1000</w:t>
             </w:r>
           </w:p>
         </w:tc>
